--- a/task1/tcp_packet_capture.docx
+++ b/task1/tcp_packet_capture.docx
@@ -29,6 +29,7 @@
     <w:p>
       <w:pPr>
         <w:numPr>
+          <w:ilvl w:val="0"/>
           <w:numId w:val="0"/>
         </w:numPr>
         <w:spacing w:line="240" w:lineRule="auto"/>
@@ -243,6 +244,7 @@
     <w:p>
       <w:pPr>
         <w:numPr>
+          <w:ilvl w:val="0"/>
           <w:numId w:val="0"/>
         </w:numPr>
         <w:spacing w:line="240" w:lineRule="auto"/>
@@ -295,6 +297,7 @@
     <w:p>
       <w:pPr>
         <w:numPr>
+          <w:ilvl w:val="0"/>
           <w:numId w:val="0"/>
         </w:numPr>
         <w:spacing w:line="240" w:lineRule="auto"/>
@@ -316,6 +319,7 @@
     <w:p>
       <w:pPr>
         <w:numPr>
+          <w:ilvl w:val="0"/>
           <w:numId w:val="0"/>
         </w:numPr>
         <w:spacing w:line="240" w:lineRule="auto"/>
@@ -337,6 +341,7 @@
     <w:p>
       <w:pPr>
         <w:numPr>
+          <w:ilvl w:val="0"/>
           <w:numId w:val="0"/>
         </w:numPr>
         <w:spacing w:line="240" w:lineRule="auto"/>
@@ -358,6 +363,7 @@
     <w:p>
       <w:pPr>
         <w:numPr>
+          <w:ilvl w:val="0"/>
           <w:numId w:val="0"/>
         </w:numPr>
         <w:spacing w:line="240" w:lineRule="auto"/>
@@ -379,58 +385,63 @@
     <w:p>
       <w:pPr>
         <w:numPr>
-          <w:numId w:val="0"/>
-        </w:numPr>
-        <w:spacing w:line="240" w:lineRule="auto"/>
-        <w:rPr>
-          <w:rFonts w:hint="eastAsia"/>
-          <w:sz w:val="24"/>
-          <w:szCs w:val="20"/>
-        </w:rPr>
-      </w:pPr>
-    </w:p>
-    <w:p>
-      <w:pPr>
-        <w:numPr>
-          <w:numId w:val="0"/>
-        </w:numPr>
-        <w:spacing w:line="240" w:lineRule="auto"/>
-        <w:rPr>
-          <w:rFonts w:hint="eastAsia"/>
-          <w:sz w:val="24"/>
-          <w:szCs w:val="20"/>
-        </w:rPr>
-      </w:pPr>
-    </w:p>
-    <w:p>
-      <w:pPr>
-        <w:numPr>
-          <w:numId w:val="0"/>
-        </w:numPr>
-        <w:spacing w:line="240" w:lineRule="auto"/>
-        <w:rPr>
-          <w:rFonts w:hint="eastAsia"/>
-          <w:sz w:val="24"/>
-          <w:szCs w:val="20"/>
-        </w:rPr>
-      </w:pPr>
-    </w:p>
-    <w:p>
-      <w:pPr>
-        <w:numPr>
-          <w:numId w:val="0"/>
-        </w:numPr>
-        <w:spacing w:line="240" w:lineRule="auto"/>
-        <w:rPr>
-          <w:rFonts w:hint="eastAsia"/>
-          <w:sz w:val="24"/>
-          <w:szCs w:val="20"/>
-        </w:rPr>
-      </w:pPr>
-    </w:p>
-    <w:p>
-      <w:pPr>
-        <w:numPr>
+          <w:ilvl w:val="0"/>
+          <w:numId w:val="0"/>
+        </w:numPr>
+        <w:spacing w:line="240" w:lineRule="auto"/>
+        <w:rPr>
+          <w:rFonts w:hint="eastAsia"/>
+          <w:sz w:val="24"/>
+          <w:szCs w:val="20"/>
+        </w:rPr>
+      </w:pPr>
+    </w:p>
+    <w:p>
+      <w:pPr>
+        <w:numPr>
+          <w:ilvl w:val="0"/>
+          <w:numId w:val="0"/>
+        </w:numPr>
+        <w:spacing w:line="240" w:lineRule="auto"/>
+        <w:rPr>
+          <w:rFonts w:hint="eastAsia"/>
+          <w:sz w:val="24"/>
+          <w:szCs w:val="20"/>
+        </w:rPr>
+      </w:pPr>
+    </w:p>
+    <w:p>
+      <w:pPr>
+        <w:numPr>
+          <w:ilvl w:val="0"/>
+          <w:numId w:val="0"/>
+        </w:numPr>
+        <w:spacing w:line="240" w:lineRule="auto"/>
+        <w:rPr>
+          <w:rFonts w:hint="eastAsia"/>
+          <w:sz w:val="24"/>
+          <w:szCs w:val="20"/>
+        </w:rPr>
+      </w:pPr>
+    </w:p>
+    <w:p>
+      <w:pPr>
+        <w:numPr>
+          <w:ilvl w:val="0"/>
+          <w:numId w:val="0"/>
+        </w:numPr>
+        <w:spacing w:line="240" w:lineRule="auto"/>
+        <w:rPr>
+          <w:rFonts w:hint="eastAsia"/>
+          <w:sz w:val="24"/>
+          <w:szCs w:val="20"/>
+        </w:rPr>
+      </w:pPr>
+    </w:p>
+    <w:p>
+      <w:pPr>
+        <w:numPr>
+          <w:ilvl w:val="0"/>
           <w:numId w:val="0"/>
         </w:numPr>
         <w:spacing w:line="240" w:lineRule="auto"/>
@@ -468,6 +479,7 @@
     <w:p>
       <w:pPr>
         <w:numPr>
+          <w:ilvl w:val="0"/>
           <w:numId w:val="0"/>
         </w:numPr>
         <w:spacing w:line="240" w:lineRule="auto"/>
@@ -520,6 +532,7 @@
     <w:p>
       <w:pPr>
         <w:numPr>
+          <w:ilvl w:val="0"/>
           <w:numId w:val="0"/>
         </w:numPr>
         <w:spacing w:line="240" w:lineRule="auto"/>
@@ -541,6 +554,7 @@
     <w:p>
       <w:pPr>
         <w:numPr>
+          <w:ilvl w:val="0"/>
           <w:numId w:val="0"/>
         </w:numPr>
         <w:spacing w:line="240" w:lineRule="auto"/>
@@ -562,6 +576,7 @@
     <w:p>
       <w:pPr>
         <w:numPr>
+          <w:ilvl w:val="0"/>
           <w:numId w:val="0"/>
         </w:numPr>
         <w:spacing w:line="240" w:lineRule="auto"/>
@@ -583,6 +598,7 @@
     <w:p>
       <w:pPr>
         <w:numPr>
+          <w:ilvl w:val="0"/>
           <w:numId w:val="0"/>
         </w:numPr>
         <w:spacing w:line="240" w:lineRule="auto"/>
@@ -604,6 +620,7 @@
     <w:p>
       <w:pPr>
         <w:numPr>
+          <w:ilvl w:val="0"/>
           <w:numId w:val="0"/>
         </w:numPr>
         <w:spacing w:line="240" w:lineRule="auto"/>
@@ -625,6 +642,7 @@
     <w:p>
       <w:pPr>
         <w:numPr>
+          <w:ilvl w:val="0"/>
           <w:numId w:val="0"/>
         </w:numPr>
         <w:spacing w:line="240" w:lineRule="auto"/>
@@ -646,6 +664,7 @@
     <w:p>
       <w:pPr>
         <w:numPr>
+          <w:ilvl w:val="0"/>
           <w:numId w:val="0"/>
         </w:numPr>
         <w:spacing w:line="240" w:lineRule="auto"/>
@@ -692,6 +711,7 @@
     <w:p>
       <w:pPr>
         <w:numPr>
+          <w:ilvl w:val="0"/>
           <w:numId w:val="0"/>
         </w:numPr>
         <w:spacing w:line="240" w:lineRule="auto"/>
@@ -744,6 +764,7 @@
     <w:p>
       <w:pPr>
         <w:numPr>
+          <w:ilvl w:val="0"/>
           <w:numId w:val="0"/>
         </w:numPr>
         <w:spacing w:line="240" w:lineRule="auto"/>
@@ -766,6 +787,7 @@
     <w:p>
       <w:pPr>
         <w:numPr>
+          <w:ilvl w:val="0"/>
           <w:numId w:val="0"/>
         </w:numPr>
         <w:spacing w:line="240" w:lineRule="auto"/>
@@ -788,6 +810,7 @@
     <w:p>
       <w:pPr>
         <w:numPr>
+          <w:ilvl w:val="0"/>
           <w:numId w:val="0"/>
         </w:numPr>
         <w:spacing w:line="240" w:lineRule="auto"/>
@@ -810,6 +833,7 @@
     <w:p>
       <w:pPr>
         <w:numPr>
+          <w:ilvl w:val="0"/>
           <w:numId w:val="0"/>
         </w:numPr>
         <w:spacing w:line="240" w:lineRule="auto"/>
@@ -832,6 +856,7 @@
     <w:p>
       <w:pPr>
         <w:numPr>
+          <w:ilvl w:val="0"/>
           <w:numId w:val="0"/>
         </w:numPr>
         <w:spacing w:line="240" w:lineRule="auto"/>
@@ -854,6 +879,7 @@
     <w:p>
       <w:pPr>
         <w:numPr>
+          <w:ilvl w:val="0"/>
           <w:numId w:val="0"/>
         </w:numPr>
         <w:spacing w:line="240" w:lineRule="auto"/>
@@ -876,6 +902,7 @@
     <w:p>
       <w:pPr>
         <w:numPr>
+          <w:ilvl w:val="0"/>
           <w:numId w:val="0"/>
         </w:numPr>
         <w:spacing w:line="240" w:lineRule="auto"/>
@@ -898,48 +925,52 @@
     <w:p>
       <w:pPr>
         <w:numPr>
-          <w:numId w:val="0"/>
-        </w:numPr>
-        <w:spacing w:line="240" w:lineRule="auto"/>
-        <w:ind w:leftChars="0"/>
-        <w:rPr>
-          <w:rFonts w:hint="eastAsia"/>
-          <w:sz w:val="24"/>
-          <w:szCs w:val="20"/>
-        </w:rPr>
-      </w:pPr>
-    </w:p>
-    <w:p>
-      <w:pPr>
-        <w:numPr>
-          <w:numId w:val="0"/>
-        </w:numPr>
-        <w:spacing w:line="240" w:lineRule="auto"/>
-        <w:ind w:leftChars="0"/>
-        <w:rPr>
-          <w:rFonts w:hint="eastAsia"/>
-          <w:sz w:val="24"/>
-          <w:szCs w:val="20"/>
-        </w:rPr>
-      </w:pPr>
-    </w:p>
-    <w:p>
-      <w:pPr>
-        <w:numPr>
-          <w:numId w:val="0"/>
-        </w:numPr>
-        <w:spacing w:line="240" w:lineRule="auto"/>
-        <w:ind w:leftChars="0"/>
-        <w:rPr>
-          <w:rFonts w:hint="eastAsia"/>
-          <w:sz w:val="24"/>
-          <w:szCs w:val="20"/>
-        </w:rPr>
-      </w:pPr>
-    </w:p>
-    <w:p>
-      <w:pPr>
-        <w:numPr>
+          <w:ilvl w:val="0"/>
+          <w:numId w:val="0"/>
+        </w:numPr>
+        <w:spacing w:line="240" w:lineRule="auto"/>
+        <w:ind w:leftChars="0"/>
+        <w:rPr>
+          <w:rFonts w:hint="eastAsia"/>
+          <w:sz w:val="24"/>
+          <w:szCs w:val="20"/>
+        </w:rPr>
+      </w:pPr>
+    </w:p>
+    <w:p>
+      <w:pPr>
+        <w:numPr>
+          <w:ilvl w:val="0"/>
+          <w:numId w:val="0"/>
+        </w:numPr>
+        <w:spacing w:line="240" w:lineRule="auto"/>
+        <w:ind w:leftChars="0"/>
+        <w:rPr>
+          <w:rFonts w:hint="eastAsia"/>
+          <w:sz w:val="24"/>
+          <w:szCs w:val="20"/>
+        </w:rPr>
+      </w:pPr>
+    </w:p>
+    <w:p>
+      <w:pPr>
+        <w:numPr>
+          <w:ilvl w:val="0"/>
+          <w:numId w:val="0"/>
+        </w:numPr>
+        <w:spacing w:line="240" w:lineRule="auto"/>
+        <w:ind w:leftChars="0"/>
+        <w:rPr>
+          <w:rFonts w:hint="eastAsia"/>
+          <w:sz w:val="24"/>
+          <w:szCs w:val="20"/>
+        </w:rPr>
+      </w:pPr>
+    </w:p>
+    <w:p>
+      <w:pPr>
+        <w:numPr>
+          <w:ilvl w:val="0"/>
           <w:numId w:val="0"/>
         </w:numPr>
         <w:spacing w:line="240" w:lineRule="auto"/>
@@ -979,6 +1010,7 @@
     <w:p>
       <w:pPr>
         <w:numPr>
+          <w:ilvl w:val="0"/>
           <w:numId w:val="0"/>
         </w:numPr>
         <w:spacing w:line="240" w:lineRule="auto"/>
@@ -1002,6 +1034,7 @@
     <w:p>
       <w:pPr>
         <w:numPr>
+          <w:ilvl w:val="0"/>
           <w:numId w:val="0"/>
         </w:numPr>
         <w:spacing w:line="240" w:lineRule="auto"/>
@@ -1073,6 +1106,7 @@
     <w:p>
       <w:pPr>
         <w:numPr>
+          <w:ilvl w:val="0"/>
           <w:numId w:val="0"/>
         </w:numPr>
         <w:spacing w:line="240" w:lineRule="auto"/>
@@ -1120,6 +1154,7 @@
     <w:p>
       <w:pPr>
         <w:numPr>
+          <w:ilvl w:val="0"/>
           <w:numId w:val="0"/>
         </w:numPr>
         <w:spacing w:line="240" w:lineRule="auto"/>
@@ -1192,6 +1227,7 @@
     <w:p>
       <w:pPr>
         <w:numPr>
+          <w:ilvl w:val="0"/>
           <w:numId w:val="0"/>
         </w:numPr>
         <w:spacing w:line="240" w:lineRule="auto"/>
@@ -1216,6 +1252,7 @@
     <w:p>
       <w:pPr>
         <w:numPr>
+          <w:ilvl w:val="0"/>
           <w:numId w:val="0"/>
         </w:numPr>
         <w:spacing w:line="240" w:lineRule="auto"/>
@@ -1269,15 +1306,17 @@
     <w:p>
       <w:pPr>
         <w:numPr>
-          <w:numId w:val="0"/>
-        </w:numPr>
-        <w:spacing w:line="240" w:lineRule="auto"/>
-        <w:ind w:leftChars="0"/>
-      </w:pPr>
-    </w:p>
-    <w:p>
-      <w:pPr>
-        <w:numPr>
+          <w:ilvl w:val="0"/>
+          <w:numId w:val="0"/>
+        </w:numPr>
+        <w:spacing w:line="240" w:lineRule="auto"/>
+        <w:ind w:leftChars="0"/>
+      </w:pPr>
+    </w:p>
+    <w:p>
+      <w:pPr>
+        <w:numPr>
+          <w:ilvl w:val="0"/>
           <w:numId w:val="0"/>
         </w:numPr>
         <w:spacing w:line="240" w:lineRule="auto"/>
@@ -1331,6 +1370,7 @@
     <w:p>
       <w:pPr>
         <w:numPr>
+          <w:ilvl w:val="0"/>
           <w:numId w:val="0"/>
         </w:numPr>
         <w:spacing w:line="240" w:lineRule="auto"/>
@@ -1383,6 +1423,7 @@
     <w:p>
       <w:pPr>
         <w:numPr>
+          <w:ilvl w:val="0"/>
           <w:numId w:val="0"/>
         </w:numPr>
         <w:spacing w:line="240" w:lineRule="auto"/>
@@ -1457,6 +1498,7 @@
     <w:p>
       <w:pPr>
         <w:numPr>
+          <w:ilvl w:val="0"/>
           <w:numId w:val="0"/>
         </w:numPr>
         <w:spacing w:line="240" w:lineRule="auto"/>
@@ -1481,6 +1523,7 @@
     <w:p>
       <w:pPr>
         <w:numPr>
+          <w:ilvl w:val="0"/>
           <w:numId w:val="0"/>
         </w:numPr>
         <w:spacing w:line="240" w:lineRule="auto"/>
@@ -1533,6 +1576,7 @@
     <w:p>
       <w:pPr>
         <w:numPr>
+          <w:ilvl w:val="0"/>
           <w:numId w:val="0"/>
         </w:numPr>
         <w:spacing w:line="240" w:lineRule="auto"/>
@@ -1553,6 +1597,7 @@
     <w:p>
       <w:pPr>
         <w:numPr>
+          <w:ilvl w:val="0"/>
           <w:numId w:val="0"/>
         </w:numPr>
         <w:spacing w:line="240" w:lineRule="auto"/>
@@ -1577,6 +1622,7 @@
     <w:p>
       <w:pPr>
         <w:numPr>
+          <w:ilvl w:val="0"/>
           <w:numId w:val="0"/>
         </w:numPr>
         <w:spacing w:line="240" w:lineRule="auto"/>
@@ -1601,6 +1647,7 @@
     <w:p>
       <w:pPr>
         <w:numPr>
+          <w:ilvl w:val="0"/>
           <w:numId w:val="0"/>
         </w:numPr>
         <w:spacing w:line="240" w:lineRule="auto"/>
@@ -1674,6 +1721,7 @@
     <w:p>
       <w:pPr>
         <w:numPr>
+          <w:ilvl w:val="0"/>
           <w:numId w:val="0"/>
         </w:numPr>
         <w:spacing w:line="240" w:lineRule="auto"/>
@@ -1707,6 +1755,7 @@
     <w:p>
       <w:pPr>
         <w:numPr>
+          <w:ilvl w:val="0"/>
           <w:numId w:val="0"/>
         </w:numPr>
         <w:spacing w:line="240" w:lineRule="auto"/>
@@ -1731,6 +1780,7 @@
     <w:p>
       <w:pPr>
         <w:numPr>
+          <w:ilvl w:val="0"/>
           <w:numId w:val="0"/>
         </w:numPr>
         <w:spacing w:line="240" w:lineRule="auto"/>
@@ -1783,33 +1833,37 @@
     <w:p>
       <w:pPr>
         <w:numPr>
-          <w:numId w:val="0"/>
-        </w:numPr>
-        <w:spacing w:line="240" w:lineRule="auto"/>
-        <w:ind w:leftChars="0"/>
-      </w:pPr>
-    </w:p>
-    <w:p>
-      <w:pPr>
-        <w:numPr>
-          <w:numId w:val="0"/>
-        </w:numPr>
-        <w:spacing w:line="240" w:lineRule="auto"/>
-        <w:ind w:leftChars="0"/>
-      </w:pPr>
-    </w:p>
-    <w:p>
-      <w:pPr>
-        <w:numPr>
-          <w:numId w:val="0"/>
-        </w:numPr>
-        <w:spacing w:line="240" w:lineRule="auto"/>
-        <w:ind w:leftChars="0"/>
-      </w:pPr>
-    </w:p>
-    <w:p>
-      <w:pPr>
-        <w:numPr>
+          <w:ilvl w:val="0"/>
+          <w:numId w:val="0"/>
+        </w:numPr>
+        <w:spacing w:line="240" w:lineRule="auto"/>
+        <w:ind w:leftChars="0"/>
+      </w:pPr>
+    </w:p>
+    <w:p>
+      <w:pPr>
+        <w:numPr>
+          <w:ilvl w:val="0"/>
+          <w:numId w:val="0"/>
+        </w:numPr>
+        <w:spacing w:line="240" w:lineRule="auto"/>
+        <w:ind w:leftChars="0"/>
+      </w:pPr>
+    </w:p>
+    <w:p>
+      <w:pPr>
+        <w:numPr>
+          <w:ilvl w:val="0"/>
+          <w:numId w:val="0"/>
+        </w:numPr>
+        <w:spacing w:line="240" w:lineRule="auto"/>
+        <w:ind w:leftChars="0"/>
+      </w:pPr>
+    </w:p>
+    <w:p>
+      <w:pPr>
+        <w:numPr>
+          <w:ilvl w:val="0"/>
           <w:numId w:val="0"/>
         </w:numPr>
         <w:spacing w:line="240" w:lineRule="auto"/>
@@ -2362,16 +2416,7 @@
           <w:szCs w:val="20"/>
           <w:lang w:val="en-US" w:eastAsia="zh-CN"/>
         </w:rPr>
-        <w:t>如：request_msg = struct.pack('!HI', TYPE_REVERSE_REQUEST, len(chunk_data)) + chunk_data，</w:t>
-      </w:r>
-      <w:r>
-        <w:rPr>
-          <w:rFonts w:hint="eastAsia"/>
-          <w:sz w:val="24"/>
-          <w:szCs w:val="20"/>
-          <w:lang w:val="en-US" w:eastAsia="zh-CN"/>
-        </w:rPr>
-        <w:t>它的构成就是Type(2字节) +Length(4字节) + Data(变长)的标准网络报文。</w:t>
+        <w:t>如：request_msg = struct.pack('!HI', TYPE_REVERSE_REQUEST, len(chunk_data)) + chunk_data，它的构成就是Type(2字节) +Length(4字节) + Data(变长)的标准网络报文。</w:t>
       </w:r>
     </w:p>
     <w:p>
@@ -2471,6 +2516,55 @@
           <w:lang w:val="en-US" w:eastAsia="zh-CN"/>
         </w:rPr>
       </w:pPr>
+    </w:p>
+    <w:p>
+      <w:pPr>
+        <w:numPr>
+          <w:ilvl w:val="0"/>
+          <w:numId w:val="1"/>
+        </w:numPr>
+        <w:spacing w:line="240" w:lineRule="auto"/>
+        <w:ind w:left="0" w:leftChars="0" w:firstLine="0" w:firstLineChars="0"/>
+        <w:rPr>
+          <w:rFonts w:hint="eastAsia"/>
+          <w:sz w:val="28"/>
+          <w:szCs w:val="21"/>
+          <w:lang w:val="en-US" w:eastAsia="zh-CN"/>
+        </w:rPr>
+      </w:pPr>
+      <w:r>
+        <w:rPr>
+          <w:rFonts w:hint="eastAsia"/>
+          <w:sz w:val="28"/>
+          <w:szCs w:val="21"/>
+          <w:lang w:val="en-US" w:eastAsia="zh-CN"/>
+        </w:rPr>
+        <w:t>git的url</w:t>
+      </w:r>
+    </w:p>
+    <w:p>
+      <w:pPr>
+        <w:numPr>
+          <w:numId w:val="0"/>
+        </w:numPr>
+        <w:spacing w:line="240" w:lineRule="auto"/>
+        <w:ind w:leftChars="0"/>
+        <w:rPr>
+          <w:rFonts w:hint="default"/>
+          <w:sz w:val="28"/>
+          <w:szCs w:val="21"/>
+          <w:lang w:val="en-US" w:eastAsia="zh-CN"/>
+        </w:rPr>
+      </w:pPr>
+      <w:r>
+        <w:rPr>
+          <w:rFonts w:hint="default"/>
+          <w:sz w:val="28"/>
+          <w:szCs w:val="21"/>
+          <w:lang w:val="en-US" w:eastAsia="zh-CN"/>
+        </w:rPr>
+        <w:t>https://github.com/VivienWang076/socket-programming.git</w:t>
+      </w:r>
       <w:bookmarkStart w:id="0" w:name="_GoBack"/>
       <w:bookmarkEnd w:id="0"/>
     </w:p>
@@ -2478,29 +2572,6 @@
       <w:pPr>
         <w:numPr>
           <w:ilvl w:val="0"/>
-          <w:numId w:val="0"/>
-        </w:numPr>
-        <w:spacing w:line="240" w:lineRule="auto"/>
-        <w:rPr>
-          <w:rFonts w:hint="default"/>
-          <w:sz w:val="28"/>
-          <w:szCs w:val="21"/>
-          <w:lang w:val="en-US" w:eastAsia="zh-CN"/>
-        </w:rPr>
-      </w:pPr>
-      <w:r>
-        <w:rPr>
-          <w:rFonts w:hint="eastAsia"/>
-          <w:sz w:val="28"/>
-          <w:szCs w:val="21"/>
-          <w:lang w:val="en-US" w:eastAsia="zh-CN"/>
-        </w:rPr>
-        <w:t>五、git的url</w:t>
-      </w:r>
-    </w:p>
-    <w:p>
-      <w:pPr>
-        <w:numPr>
           <w:numId w:val="0"/>
         </w:numPr>
         <w:spacing w:line="240" w:lineRule="auto"/>
@@ -2681,7 +2752,7 @@
     <w:lsdException w:qFormat="1" w:unhideWhenUsed="0" w:uiPriority="0" w:semiHidden="0" w:name="Title"/>
     <w:lsdException w:unhideWhenUsed="0" w:uiPriority="0" w:semiHidden="0" w:name="Closing"/>
     <w:lsdException w:unhideWhenUsed="0" w:uiPriority="0" w:semiHidden="0" w:name="Signature"/>
-    <w:lsdException w:unhideWhenUsed="0" w:uiPriority="0" w:name="Default Paragraph Font"/>
+    <w:lsdException w:qFormat="1" w:unhideWhenUsed="0" w:uiPriority="0" w:name="Default Paragraph Font"/>
     <w:lsdException w:unhideWhenUsed="0" w:uiPriority="0" w:semiHidden="0" w:name="Body Text"/>
     <w:lsdException w:unhideWhenUsed="0" w:uiPriority="0" w:semiHidden="0" w:name="Body Text Indent"/>
     <w:lsdException w:unhideWhenUsed="0" w:uiPriority="0" w:semiHidden="0" w:name="List Continue"/>
@@ -2906,6 +2977,7 @@
   <w:style w:type="character" w:default="1" w:styleId="4">
     <w:name w:val="Default Paragraph Font"/>
     <w:semiHidden/>
+    <w:qFormat/>
     <w:uiPriority w:val="0"/>
   </w:style>
   <w:style w:type="table" w:default="1" w:styleId="3">
